--- a/Releases/V4.0_Stable/Decoupe/05_Acte_III_Potager_Gautier.docx
+++ b/Releases/V4.0_Stable/Decoupe/05_Acte_III_Potager_Gautier.docx
@@ -449,7 +449,7 @@
         <w:jc w:val="both"/>
       </w:pPr>
       <w:r>
-        <w:t xml:space="preserve">Le cabinet de lecture s’ouvre à présent : Maître Emilien Collin-Stanislas y a passé tout l’après-midi, SEUL, sans témoin (17h00-17h45). Mobile colossal, alibi creux — c’est, sur le papier, le suspect le plus « logique » de la soirée.</w:t>
+        <w:t xml:space="preserve">Le cabinet de lecture s’ouvre à présent : Maître Emilien Collin-Stanislas y a passé tout l’après-midi, SEUL, sans témoin (17h00-17h45). Mobile colossal, alibi creux — c’est, sur le papier, le suspect le plus « logique » de la soirée. (Le cabinet de lecture est une petite pièce attenante au salon, non figurée sur le plan : décrivez-la de vive voix ; le rappel glissé dans le portefeuille d’Emilien se révèle surtout par recoupement — Lady Boulet — plutôt que par une fouille.)</w:t>
       </w:r>
       <w:r>
         <w:rPr>

--- a/Releases/V4.0_Stable/Decoupe/05_Acte_III_Potager_Gautier.docx
+++ b/Releases/V4.0_Stable/Decoupe/05_Acte_III_Potager_Gautier.docx
@@ -13,20 +13,20 @@
           <w:bCs/>
           <w:color w:val="795548"/>
         </w:rPr>
-        <w:t xml:space="preserve">Acte III — Le couloir, les chambres, le placard, le cabinet de lecture · Foyers : Lord Gautier, Maître Emilien, puis Lady Alicia</w:t>
-      </w:r>
-    </w:p>
-    <w:p>
-      <w:pPr>
-        <w:spacing w:before="60" w:after="60" w:line="300" w:lineRule="auto"/>
-        <w:jc w:val="both"/>
-      </w:pPr>
-      <w:r>
-        <w:rPr>
-          <w:b/>
-          <w:bCs/>
-        </w:rPr>
-        <w:t xml:space="preserve">Lieux ouverts : tout ce qui précède + couloir intérieur, placard du couloir, chambres, cabinet de lecture.</w:t>
+        <w:t xml:space="preserve">Acte III — Le couloir, les chambres, le placard · Foyers : Lord Gautier, puis Lady Alicia</w:t>
+      </w:r>
+    </w:p>
+    <w:p>
+      <w:pPr>
+        <w:spacing w:before="60" w:after="60" w:line="300" w:lineRule="auto"/>
+        <w:jc w:val="both"/>
+      </w:pPr>
+      <w:r>
+        <w:rPr>
+          <w:b/>
+          <w:bCs/>
+        </w:rPr>
+        <w:t xml:space="preserve">Lieux ouverts : tout ce qui précède + couloir intérieur, placard du couloir, chambres.</w:t>
       </w:r>
       <w:r>
         <w:t xml:space="preserve"/>
@@ -422,120 +422,6 @@
       </w:r>
       <w:r>
         <w:t xml:space="preserve"> : Alicia (clef volée, comportement louche, motif fort) et Amandinette (alibi creux, déplacements suspects, généalogie douteuse). Marie reste dans le bruit. Le doute est maintenu.</w:t>
-      </w:r>
-    </w:p>
-    <w:p>
-      <w:pPr>
-        <w:spacing w:before="60" w:after="60" w:line="300" w:lineRule="auto"/>
-        <w:jc w:val="both"/>
-      </w:pPr>
-      <w:r>
-        <w:t xml:space="preserve">Faisceau d’indices Acte III — Emilien (le suspect rationnel n°1)</w:t>
-      </w:r>
-      <w:r>
-        <w:rPr>
-          <w:b/>
-          <w:bCs/>
-        </w:rPr>
-        <w:t/>
-      </w:r>
-      <w:r>
-        <w:t xml:space="preserve"/>
-      </w:r>
-    </w:p>
-    <w:p>
-      <w:pPr>
-        <w:spacing w:before="60" w:after="60" w:line="300" w:lineRule="auto"/>
-        <w:jc w:val="both"/>
-      </w:pPr>
-      <w:r>
-        <w:t xml:space="preserve">Le cabinet de lecture s’ouvre à présent : Maître Emilien Collin-Stanislas y a passé tout l’après-midi, SEUL, sans témoin (17h00-17h45). Mobile colossal, alibi creux — c’est, sur le papier, le suspect le plus « logique » de la soirée. (Le cabinet de lecture est une petite pièce attenante au salon, non figurée sur le plan : décrivez-la de vive voix ; le rappel glissé dans le portefeuille d’Emilien se révèle surtout par recoupement — Lady Boulet — plutôt que par une fouille.)</w:t>
-      </w:r>
-      <w:r>
-        <w:rPr>
-          <w:b/>
-          <w:bCs/>
-        </w:rPr>
-        <w:t/>
-      </w:r>
-      <w:r>
-        <w:t xml:space="preserve"/>
-      </w:r>
-    </w:p>
-    <w:p>
-      <w:pPr>
-        <w:spacing w:before="60" w:after="60" w:line="300" w:lineRule="auto"/>
-        <w:jc w:val="both"/>
-      </w:pPr>
-      <w:r>
-        <w:t xml:space="preserve">Indice physique : sur la table du cabinet, un dossier des terres de la région ; dans son portefeuille (s’il est pressé), un rappel de Léa : « E.C.S. — 5 000 £. Le passé Beauchamp ne s’efface pas. — L. »</w:t>
-      </w:r>
-      <w:r>
-        <w:rPr>
-          <w:b/>
-          <w:bCs/>
-        </w:rPr>
-        <w:t/>
-      </w:r>
-      <w:r>
-        <w:t xml:space="preserve"/>
-      </w:r>
-    </w:p>
-    <w:p>
-      <w:pPr>
-        <w:spacing w:before="60" w:after="60" w:line="300" w:lineRule="auto"/>
-        <w:jc w:val="both"/>
-      </w:pPr>
-      <w:r>
-        <w:t xml:space="preserve">Lady Boulet de Myrtilles : « Maître Collin-Stanislas ? Il a racheté pour une bouchée de pain les terres des Beauchamp, en 1910, juste après la mort de leur jeune héritière. Étrange aubaine. »</w:t>
-      </w:r>
-      <w:r>
-        <w:rPr>
-          <w:b/>
-          <w:bCs/>
-        </w:rPr>
-        <w:t/>
-      </w:r>
-      <w:r>
-        <w:t xml:space="preserve"/>
-      </w:r>
-    </w:p>
-    <w:p>
-      <w:pPr>
-        <w:spacing w:before="60" w:after="60" w:line="300" w:lineRule="auto"/>
-        <w:jc w:val="both"/>
-      </w:pPr>
-      <w:r>
-        <w:t xml:space="preserve">Levier de craquage Emilien — palier 1 : il nie tout chantage (« Quelle imagination »). Palier 2 (si Chloé a le rappel de Léa ou le carnet des comptes, mention E.C.S., 5 000 £) : il avoue le chantage — une « vieille affaire de succession » — et plaide qu’il avait justement trop à perdre dans un scandale pour tuer. Palier 3 (Acte IV, sommé d’authentifier l’acte de naissance) : il se confond et avoue la complicité de 1910.</w:t>
-      </w:r>
-      <w:r>
-        <w:rPr>
-          <w:b/>
-          <w:bCs/>
-        </w:rPr>
-        <w:t/>
-      </w:r>
-      <w:r>
-        <w:t xml:space="preserve"/>
-      </w:r>
-    </w:p>
-    <w:p>
-      <w:pPr>
-        <w:spacing w:before="60" w:after="60" w:line="300" w:lineRule="auto"/>
-        <w:jc w:val="both"/>
-      </w:pPr>
-      <w:r>
-        <w:t xml:space="preserve">→ Emilien tient le doute rationnel jusqu’au coffret. Il n’est PAS le meurtrier : sa confrontation finale révèle sa fraude, pas le crime.</w:t>
-      </w:r>
-      <w:r>
-        <w:rPr>
-          <w:b/>
-          <w:bCs/>
-        </w:rPr>
-        <w:t/>
-      </w:r>
-      <w:r>
-        <w:t xml:space="preserve"/>
       </w:r>
     </w:p>
     <w:p>
